--- a/public/templates/CNBB/18.Đơn xin vắng mặt CAN BO.docx
+++ b/public/templates/CNBB/18.Đơn xin vắng mặt CAN BO.docx
@@ -53,79 +53,8 @@
           <w:sz w:val="28"/>
           <w:u w:val="single"/>
         </w:rPr>
-        <w:t xml:space="preserve">Độc </w:t>
-      </w:r>
-      <w:proofErr w:type="spellStart"/>
-      <w:r>
-        <w:rPr>
-          <w:rFonts w:ascii="Times New Roman" w:hAnsi="Times New Roman"/>
-          <w:b/>
-          <w:sz w:val="28"/>
-          <w:u w:val="single"/>
-        </w:rPr>
-        <w:t>lập</w:t>
-      </w:r>
-      <w:proofErr w:type="spellEnd"/>
-      <w:r>
-        <w:rPr>
-          <w:rFonts w:ascii="Times New Roman" w:hAnsi="Times New Roman"/>
-          <w:b/>
-          <w:sz w:val="28"/>
-          <w:u w:val="single"/>
-        </w:rPr>
-        <w:t xml:space="preserve"> - </w:t>
-      </w:r>
-      <w:proofErr w:type="spellStart"/>
-      <w:r>
-        <w:rPr>
-          <w:rFonts w:ascii="Times New Roman" w:hAnsi="Times New Roman"/>
-          <w:b/>
-          <w:sz w:val="28"/>
-          <w:u w:val="single"/>
-        </w:rPr>
-        <w:t>Tự</w:t>
-      </w:r>
-      <w:proofErr w:type="spellEnd"/>
-      <w:r>
-        <w:rPr>
-          <w:rFonts w:ascii="Times New Roman" w:hAnsi="Times New Roman"/>
-          <w:b/>
-          <w:sz w:val="28"/>
-          <w:u w:val="single"/>
-        </w:rPr>
-        <w:t xml:space="preserve"> do - </w:t>
-      </w:r>
-      <w:proofErr w:type="spellStart"/>
-      <w:r>
-        <w:rPr>
-          <w:rFonts w:ascii="Times New Roman" w:hAnsi="Times New Roman"/>
-          <w:b/>
-          <w:sz w:val="28"/>
-          <w:u w:val="single"/>
-        </w:rPr>
-        <w:t>Hạnh</w:t>
-      </w:r>
-      <w:proofErr w:type="spellEnd"/>
-      <w:r>
-        <w:rPr>
-          <w:rFonts w:ascii="Times New Roman" w:hAnsi="Times New Roman"/>
-          <w:b/>
-          <w:sz w:val="28"/>
-          <w:u w:val="single"/>
-        </w:rPr>
-        <w:t xml:space="preserve"> </w:t>
-      </w:r>
-      <w:proofErr w:type="spellStart"/>
-      <w:r>
-        <w:rPr>
-          <w:rFonts w:ascii="Times New Roman" w:hAnsi="Times New Roman"/>
-          <w:b/>
-          <w:sz w:val="28"/>
-          <w:u w:val="single"/>
-        </w:rPr>
-        <w:t>phúc</w:t>
-      </w:r>
-      <w:proofErr w:type="spellEnd"/>
+        <w:t>Độc lập - Tự do - Hạnh phúc</w:t>
+      </w:r>
     </w:p>
     <w:p>
       <w:pPr>
@@ -191,49 +120,47 @@
         </w:rPr>
         <w:t xml:space="preserve">   </w:t>
       </w:r>
-      <w:proofErr w:type="spellStart"/>
       <w:r>
         <w:rPr>
           <w:rFonts w:ascii="Times New Roman" w:hAnsi="Times New Roman"/>
           <w:i/>
           <w:sz w:val="28"/>
         </w:rPr>
-        <w:t>Hàng</w:t>
-      </w:r>
-      <w:proofErr w:type="spellEnd"/>
+        <w:t>Hàng Gòn</w:t>
+      </w:r>
       <w:r>
         <w:rPr>
           <w:rFonts w:ascii="Times New Roman" w:hAnsi="Times New Roman"/>
           <w:i/>
           <w:sz w:val="28"/>
         </w:rPr>
-        <w:t xml:space="preserve"> Gòn</w:t>
-      </w:r>
+        <w:t xml:space="preserve">, </w:t>
+      </w:r>
+      <w:proofErr w:type="gramStart"/>
       <w:r>
         <w:rPr>
           <w:rFonts w:ascii="Times New Roman" w:hAnsi="Times New Roman"/>
           <w:i/>
           <w:sz w:val="28"/>
         </w:rPr>
-        <w:t xml:space="preserve">, </w:t>
-      </w:r>
-      <w:proofErr w:type="spellStart"/>
+        <w:t xml:space="preserve">ngày  </w:t>
+      </w:r>
       <w:r>
         <w:rPr>
           <w:rFonts w:ascii="Times New Roman" w:hAnsi="Times New Roman"/>
           <w:i/>
           <w:sz w:val="28"/>
         </w:rPr>
-        <w:t>ngày</w:t>
-      </w:r>
-      <w:proofErr w:type="spellEnd"/>
+        <w:t>…</w:t>
+      </w:r>
+      <w:proofErr w:type="gramEnd"/>
       <w:r>
         <w:rPr>
           <w:rFonts w:ascii="Times New Roman" w:hAnsi="Times New Roman"/>
           <w:i/>
           <w:sz w:val="28"/>
         </w:rPr>
-        <w:t xml:space="preserve">  </w:t>
+        <w:t>…</w:t>
       </w:r>
       <w:r>
         <w:rPr>
@@ -241,67 +168,33 @@
           <w:i/>
           <w:sz w:val="28"/>
         </w:rPr>
-        <w:t>……</w:t>
-      </w:r>
+        <w:t xml:space="preserve"> </w:t>
+      </w:r>
+      <w:proofErr w:type="gramStart"/>
       <w:r>
         <w:rPr>
           <w:rFonts w:ascii="Times New Roman" w:hAnsi="Times New Roman"/>
           <w:i/>
           <w:sz w:val="28"/>
         </w:rPr>
-        <w:t xml:space="preserve"> </w:t>
-      </w:r>
-      <w:proofErr w:type="spellStart"/>
+        <w:t xml:space="preserve">tháng  </w:t>
+      </w:r>
       <w:r>
         <w:rPr>
           <w:rFonts w:ascii="Times New Roman" w:hAnsi="Times New Roman"/>
           <w:i/>
           <w:sz w:val="28"/>
         </w:rPr>
-        <w:t>tháng</w:t>
-      </w:r>
-      <w:proofErr w:type="spellEnd"/>
+        <w:t>..........</w:t>
+      </w:r>
+      <w:proofErr w:type="gramEnd"/>
       <w:r>
         <w:rPr>
           <w:rFonts w:ascii="Times New Roman" w:hAnsi="Times New Roman"/>
           <w:i/>
           <w:sz w:val="28"/>
         </w:rPr>
-        <w:t xml:space="preserve">  </w:t>
-      </w:r>
-      <w:r>
-        <w:rPr>
-          <w:rFonts w:ascii="Times New Roman" w:hAnsi="Times New Roman"/>
-          <w:i/>
-          <w:sz w:val="28"/>
-        </w:rPr>
-        <w:t>01</w:t>
-      </w:r>
-      <w:r>
-        <w:rPr>
-          <w:rFonts w:ascii="Times New Roman" w:hAnsi="Times New Roman"/>
-          <w:i/>
-          <w:sz w:val="28"/>
-        </w:rPr>
-        <w:t xml:space="preserve">  </w:t>
-      </w:r>
-      <w:proofErr w:type="spellStart"/>
-      <w:r>
-        <w:rPr>
-          <w:rFonts w:ascii="Times New Roman" w:hAnsi="Times New Roman"/>
-          <w:i/>
-          <w:sz w:val="28"/>
-        </w:rPr>
-        <w:t>năm</w:t>
-      </w:r>
-      <w:proofErr w:type="spellEnd"/>
-      <w:r>
-        <w:rPr>
-          <w:rFonts w:ascii="Times New Roman" w:hAnsi="Times New Roman"/>
-          <w:i/>
-          <w:sz w:val="28"/>
-        </w:rPr>
-        <w:t xml:space="preserve"> 20</w:t>
+        <w:t xml:space="preserve">  năm 20</w:t>
       </w:r>
       <w:r>
         <w:rPr>
@@ -407,7 +300,6 @@
         </w:rPr>
         <w:tab/>
       </w:r>
-      <w:proofErr w:type="spellStart"/>
       <w:r>
         <w:rPr>
           <w:rFonts w:ascii="Times New Roman" w:hAnsi="Times New Roman"/>
@@ -416,31 +308,8 @@
           <w:sz w:val="28"/>
           <w:u w:val="single"/>
         </w:rPr>
-        <w:t>Kính</w:t>
-      </w:r>
-      <w:proofErr w:type="spellEnd"/>
-      <w:r>
-        <w:rPr>
-          <w:rFonts w:ascii="Times New Roman" w:hAnsi="Times New Roman"/>
-          <w:b/>
-          <w:i/>
-          <w:sz w:val="28"/>
-          <w:u w:val="single"/>
-        </w:rPr>
-        <w:t xml:space="preserve"> </w:t>
-      </w:r>
-      <w:proofErr w:type="spellStart"/>
-      <w:r>
-        <w:rPr>
-          <w:rFonts w:ascii="Times New Roman" w:hAnsi="Times New Roman"/>
-          <w:b/>
-          <w:i/>
-          <w:sz w:val="28"/>
-          <w:u w:val="single"/>
-        </w:rPr>
-        <w:t>gửi</w:t>
-      </w:r>
-      <w:proofErr w:type="spellEnd"/>
+        <w:t>Kính gửi</w:t>
+      </w:r>
       <w:r>
         <w:rPr>
           <w:rFonts w:ascii="Times New Roman" w:hAnsi="Times New Roman"/>
@@ -494,37 +363,12 @@
           <w:sz w:val="28"/>
         </w:rPr>
       </w:pPr>
-      <w:proofErr w:type="spellStart"/>
-      <w:r>
-        <w:rPr>
-          <w:rFonts w:ascii="Times New Roman" w:hAnsi="Times New Roman"/>
-          <w:sz w:val="28"/>
-        </w:rPr>
-        <w:t>Tôi</w:t>
-      </w:r>
-      <w:proofErr w:type="spellEnd"/>
-      <w:r>
-        <w:rPr>
-          <w:rFonts w:ascii="Times New Roman" w:hAnsi="Times New Roman"/>
-          <w:sz w:val="28"/>
-        </w:rPr>
-        <w:t xml:space="preserve"> </w:t>
-      </w:r>
-      <w:proofErr w:type="spellStart"/>
-      <w:r>
-        <w:rPr>
-          <w:rFonts w:ascii="Times New Roman" w:hAnsi="Times New Roman"/>
-          <w:sz w:val="28"/>
-        </w:rPr>
-        <w:t>tên</w:t>
-      </w:r>
-      <w:proofErr w:type="spellEnd"/>
-      <w:r>
-        <w:rPr>
-          <w:rFonts w:ascii="Times New Roman" w:hAnsi="Times New Roman"/>
-          <w:sz w:val="28"/>
-        </w:rPr>
-        <w:t xml:space="preserve">: </w:t>
+      <w:r>
+        <w:rPr>
+          <w:rFonts w:ascii="Times New Roman" w:hAnsi="Times New Roman"/>
+          <w:sz w:val="28"/>
+        </w:rPr>
+        <w:t xml:space="preserve">Tôi tên: </w:t>
       </w:r>
       <w:r>
         <w:rPr>
@@ -540,39 +384,14 @@
           <w:rFonts w:ascii="Times New Roman" w:hAnsi="Times New Roman"/>
           <w:sz w:val="28"/>
         </w:rPr>
-        <w:t xml:space="preserve">, </w:t>
-      </w:r>
-      <w:proofErr w:type="spellStart"/>
-      <w:r>
-        <w:rPr>
-          <w:rFonts w:ascii="Times New Roman" w:hAnsi="Times New Roman"/>
-          <w:sz w:val="28"/>
-        </w:rPr>
-        <w:t>sinh</w:t>
-      </w:r>
-      <w:proofErr w:type="spellEnd"/>
-      <w:r>
-        <w:rPr>
-          <w:rFonts w:ascii="Times New Roman" w:hAnsi="Times New Roman"/>
-          <w:sz w:val="28"/>
-        </w:rPr>
-        <w:t xml:space="preserve"> </w:t>
-      </w:r>
-      <w:proofErr w:type="spellStart"/>
-      <w:r>
-        <w:rPr>
-          <w:rFonts w:ascii="Times New Roman" w:hAnsi="Times New Roman"/>
-          <w:sz w:val="28"/>
-        </w:rPr>
-        <w:t>năm</w:t>
-      </w:r>
-      <w:proofErr w:type="spellEnd"/>
-      <w:r>
-        <w:rPr>
-          <w:rFonts w:ascii="Times New Roman" w:hAnsi="Times New Roman"/>
-          <w:sz w:val="28"/>
-        </w:rPr>
-        <w:t xml:space="preserve">: </w:t>
+        <w:t xml:space="preserve">, sinh năm: </w:t>
+      </w:r>
+      <w:r>
+        <w:rPr>
+          <w:rFonts w:ascii="Times New Roman" w:hAnsi="Times New Roman"/>
+          <w:sz w:val="28"/>
+        </w:rPr>
+        <w:t>1996</w:t>
       </w:r>
     </w:p>
     <w:p>
@@ -585,7 +404,6 @@
           <w:sz w:val="28"/>
         </w:rPr>
       </w:pPr>
-      <w:proofErr w:type="spellStart"/>
       <w:r>
         <w:rPr>
           <w:rFonts w:ascii="Times New Roman" w:hAnsi="Times New Roman"/>
@@ -593,189 +411,12 @@
         </w:rPr>
         <w:t>Là</w:t>
       </w:r>
-      <w:proofErr w:type="spellEnd"/>
-      <w:r>
-        <w:rPr>
-          <w:rFonts w:ascii="Times New Roman" w:hAnsi="Times New Roman"/>
-          <w:sz w:val="28"/>
-        </w:rPr>
-        <w:t xml:space="preserve"> </w:t>
-      </w:r>
-      <w:proofErr w:type="spellStart"/>
-      <w:r>
-        <w:rPr>
-          <w:rFonts w:ascii="Times New Roman" w:hAnsi="Times New Roman"/>
-          <w:sz w:val="28"/>
-        </w:rPr>
-        <w:t>đại</w:t>
-      </w:r>
-      <w:proofErr w:type="spellEnd"/>
-      <w:r>
-        <w:rPr>
-          <w:rFonts w:ascii="Times New Roman" w:hAnsi="Times New Roman"/>
-          <w:sz w:val="28"/>
-        </w:rPr>
-        <w:t xml:space="preserve"> </w:t>
-      </w:r>
-      <w:proofErr w:type="spellStart"/>
-      <w:r>
-        <w:rPr>
-          <w:rFonts w:ascii="Times New Roman" w:hAnsi="Times New Roman"/>
-          <w:sz w:val="28"/>
-        </w:rPr>
-        <w:t>diện</w:t>
-      </w:r>
-      <w:proofErr w:type="spellEnd"/>
-      <w:r>
-        <w:rPr>
-          <w:rFonts w:ascii="Times New Roman" w:hAnsi="Times New Roman"/>
-          <w:sz w:val="28"/>
-        </w:rPr>
-        <w:t xml:space="preserve"> </w:t>
-      </w:r>
-      <w:proofErr w:type="spellStart"/>
-      <w:r>
-        <w:rPr>
-          <w:rFonts w:ascii="Times New Roman" w:hAnsi="Times New Roman"/>
-          <w:sz w:val="28"/>
-        </w:rPr>
-        <w:t>theo</w:t>
-      </w:r>
-      <w:proofErr w:type="spellEnd"/>
-      <w:r>
-        <w:rPr>
-          <w:rFonts w:ascii="Times New Roman" w:hAnsi="Times New Roman"/>
-          <w:sz w:val="28"/>
-        </w:rPr>
-        <w:t xml:space="preserve"> </w:t>
-      </w:r>
-      <w:proofErr w:type="spellStart"/>
-      <w:r>
-        <w:rPr>
-          <w:rFonts w:ascii="Times New Roman" w:hAnsi="Times New Roman"/>
-          <w:sz w:val="28"/>
-        </w:rPr>
-        <w:t>ủy</w:t>
-      </w:r>
-      <w:proofErr w:type="spellEnd"/>
-      <w:r>
-        <w:rPr>
-          <w:rFonts w:ascii="Times New Roman" w:hAnsi="Times New Roman"/>
-          <w:sz w:val="28"/>
-        </w:rPr>
-        <w:t xml:space="preserve"> </w:t>
-      </w:r>
-      <w:proofErr w:type="spellStart"/>
-      <w:r>
-        <w:rPr>
-          <w:rFonts w:ascii="Times New Roman" w:hAnsi="Times New Roman"/>
-          <w:sz w:val="28"/>
-        </w:rPr>
-        <w:t>quyền</w:t>
-      </w:r>
-      <w:proofErr w:type="spellEnd"/>
-      <w:r>
-        <w:rPr>
-          <w:rFonts w:ascii="Times New Roman" w:hAnsi="Times New Roman"/>
-          <w:sz w:val="28"/>
-        </w:rPr>
-        <w:t xml:space="preserve"> </w:t>
-      </w:r>
-      <w:proofErr w:type="spellStart"/>
-      <w:r>
-        <w:rPr>
-          <w:rFonts w:ascii="Times New Roman" w:hAnsi="Times New Roman"/>
-          <w:sz w:val="28"/>
-        </w:rPr>
-        <w:t>của</w:t>
-      </w:r>
-      <w:proofErr w:type="spellEnd"/>
-      <w:r>
-        <w:rPr>
-          <w:rFonts w:ascii="Times New Roman" w:hAnsi="Times New Roman"/>
-          <w:sz w:val="28"/>
-        </w:rPr>
-        <w:t xml:space="preserve"> </w:t>
-      </w:r>
-      <w:proofErr w:type="spellStart"/>
-      <w:r>
-        <w:rPr>
-          <w:rFonts w:ascii="Times New Roman" w:hAnsi="Times New Roman"/>
-          <w:sz w:val="28"/>
-        </w:rPr>
-        <w:t>Trưởng</w:t>
-      </w:r>
-      <w:proofErr w:type="spellEnd"/>
-      <w:r>
-        <w:rPr>
-          <w:rFonts w:ascii="Times New Roman" w:hAnsi="Times New Roman"/>
-          <w:sz w:val="28"/>
-        </w:rPr>
-        <w:t xml:space="preserve"> Công an </w:t>
-      </w:r>
-      <w:proofErr w:type="spellStart"/>
-      <w:r>
-        <w:rPr>
-          <w:rFonts w:ascii="Times New Roman" w:hAnsi="Times New Roman"/>
-          <w:sz w:val="28"/>
-        </w:rPr>
-        <w:t>phường</w:t>
-      </w:r>
-      <w:proofErr w:type="spellEnd"/>
-      <w:r>
-        <w:rPr>
-          <w:rFonts w:ascii="Times New Roman" w:hAnsi="Times New Roman"/>
-          <w:sz w:val="28"/>
-        </w:rPr>
-        <w:t xml:space="preserve"> </w:t>
-      </w:r>
-      <w:proofErr w:type="spellStart"/>
-      <w:r>
-        <w:rPr>
-          <w:rFonts w:ascii="Times New Roman" w:hAnsi="Times New Roman"/>
-          <w:sz w:val="28"/>
-        </w:rPr>
-        <w:t>Hàng</w:t>
-      </w:r>
-      <w:proofErr w:type="spellEnd"/>
-      <w:r>
-        <w:rPr>
-          <w:rFonts w:ascii="Times New Roman" w:hAnsi="Times New Roman"/>
-          <w:sz w:val="28"/>
-        </w:rPr>
-        <w:t xml:space="preserve"> Gòn, </w:t>
-      </w:r>
-      <w:proofErr w:type="spellStart"/>
-      <w:r>
-        <w:rPr>
-          <w:rFonts w:ascii="Times New Roman" w:hAnsi="Times New Roman"/>
-          <w:sz w:val="28"/>
-        </w:rPr>
-        <w:t>tỉnh</w:t>
-      </w:r>
-      <w:proofErr w:type="spellEnd"/>
-      <w:r>
-        <w:rPr>
-          <w:rFonts w:ascii="Times New Roman" w:hAnsi="Times New Roman"/>
-          <w:sz w:val="28"/>
-        </w:rPr>
-        <w:t xml:space="preserve"> </w:t>
-      </w:r>
-      <w:proofErr w:type="spellStart"/>
-      <w:r>
-        <w:rPr>
-          <w:rFonts w:ascii="Times New Roman" w:hAnsi="Times New Roman"/>
-          <w:sz w:val="28"/>
-        </w:rPr>
-        <w:t>Đồng</w:t>
-      </w:r>
-      <w:proofErr w:type="spellEnd"/>
-      <w:r>
-        <w:rPr>
-          <w:rFonts w:ascii="Times New Roman" w:hAnsi="Times New Roman"/>
-          <w:sz w:val="28"/>
-        </w:rPr>
-        <w:t xml:space="preserve"> Nai. </w:t>
+      <w:r>
+        <w:rPr>
+          <w:rFonts w:ascii="Times New Roman" w:hAnsi="Times New Roman"/>
+          <w:sz w:val="28"/>
+        </w:rPr>
+        <w:t xml:space="preserve"> đại diện theo ủy quyền của Trưởng Công an phường Hàng Gòn, tỉnh Đồng Nai. </w:t>
       </w:r>
     </w:p>
     <w:p>
@@ -788,453 +429,12 @@
           <w:sz w:val="28"/>
         </w:rPr>
       </w:pPr>
-      <w:proofErr w:type="spellStart"/>
-      <w:r>
-        <w:rPr>
-          <w:rFonts w:ascii="Times New Roman" w:hAnsi="Times New Roman"/>
-          <w:sz w:val="28"/>
-        </w:rPr>
-        <w:t>Để</w:t>
-      </w:r>
-      <w:proofErr w:type="spellEnd"/>
-      <w:r>
-        <w:rPr>
-          <w:rFonts w:ascii="Times New Roman" w:hAnsi="Times New Roman"/>
-          <w:sz w:val="28"/>
-        </w:rPr>
-        <w:t xml:space="preserve"> </w:t>
-      </w:r>
-      <w:proofErr w:type="spellStart"/>
-      <w:r>
-        <w:rPr>
-          <w:rFonts w:ascii="Times New Roman" w:hAnsi="Times New Roman"/>
-          <w:sz w:val="28"/>
-        </w:rPr>
-        <w:t>tham</w:t>
-      </w:r>
-      <w:proofErr w:type="spellEnd"/>
-      <w:r>
-        <w:rPr>
-          <w:rFonts w:ascii="Times New Roman" w:hAnsi="Times New Roman"/>
-          <w:sz w:val="28"/>
-        </w:rPr>
-        <w:t xml:space="preserve"> </w:t>
-      </w:r>
-      <w:proofErr w:type="spellStart"/>
-      <w:r>
-        <w:rPr>
-          <w:rFonts w:ascii="Times New Roman" w:hAnsi="Times New Roman"/>
-          <w:sz w:val="28"/>
-        </w:rPr>
-        <w:t>gia</w:t>
-      </w:r>
-      <w:proofErr w:type="spellEnd"/>
-      <w:r>
-        <w:rPr>
-          <w:rFonts w:ascii="Times New Roman" w:hAnsi="Times New Roman"/>
-          <w:sz w:val="28"/>
-        </w:rPr>
-        <w:t xml:space="preserve"> </w:t>
-      </w:r>
-      <w:proofErr w:type="spellStart"/>
-      <w:r>
-        <w:rPr>
-          <w:rFonts w:ascii="Times New Roman" w:hAnsi="Times New Roman"/>
-          <w:sz w:val="28"/>
-        </w:rPr>
-        <w:t>giải</w:t>
-      </w:r>
-      <w:proofErr w:type="spellEnd"/>
-      <w:r>
-        <w:rPr>
-          <w:rFonts w:ascii="Times New Roman" w:hAnsi="Times New Roman"/>
-          <w:sz w:val="28"/>
-        </w:rPr>
-        <w:t xml:space="preserve"> </w:t>
-      </w:r>
-      <w:proofErr w:type="spellStart"/>
-      <w:r>
-        <w:rPr>
-          <w:rFonts w:ascii="Times New Roman" w:hAnsi="Times New Roman"/>
-          <w:sz w:val="28"/>
-        </w:rPr>
-        <w:t>quyết</w:t>
-      </w:r>
-      <w:proofErr w:type="spellEnd"/>
-      <w:r>
-        <w:rPr>
-          <w:rFonts w:ascii="Times New Roman" w:hAnsi="Times New Roman"/>
-          <w:sz w:val="28"/>
-        </w:rPr>
-        <w:t xml:space="preserve"> </w:t>
-      </w:r>
-      <w:proofErr w:type="spellStart"/>
-      <w:r>
-        <w:rPr>
-          <w:rFonts w:ascii="Times New Roman" w:hAnsi="Times New Roman"/>
-          <w:sz w:val="28"/>
-        </w:rPr>
-        <w:t>hồ</w:t>
-      </w:r>
-      <w:proofErr w:type="spellEnd"/>
-      <w:r>
-        <w:rPr>
-          <w:rFonts w:ascii="Times New Roman" w:hAnsi="Times New Roman"/>
-          <w:sz w:val="28"/>
-        </w:rPr>
-        <w:t xml:space="preserve"> </w:t>
-      </w:r>
-      <w:proofErr w:type="spellStart"/>
-      <w:r>
-        <w:rPr>
-          <w:rFonts w:ascii="Times New Roman" w:hAnsi="Times New Roman"/>
-          <w:sz w:val="28"/>
-        </w:rPr>
-        <w:t>sơ</w:t>
-      </w:r>
-      <w:proofErr w:type="spellEnd"/>
-      <w:r>
-        <w:rPr>
-          <w:rFonts w:ascii="Times New Roman" w:hAnsi="Times New Roman"/>
-          <w:sz w:val="28"/>
-        </w:rPr>
-        <w:t xml:space="preserve"> </w:t>
-      </w:r>
-      <w:proofErr w:type="spellStart"/>
-      <w:r>
-        <w:rPr>
-          <w:rFonts w:ascii="Times New Roman" w:hAnsi="Times New Roman"/>
-          <w:sz w:val="28"/>
-        </w:rPr>
-        <w:t>áp</w:t>
-      </w:r>
-      <w:proofErr w:type="spellEnd"/>
-      <w:r>
-        <w:rPr>
-          <w:rFonts w:ascii="Times New Roman" w:hAnsi="Times New Roman"/>
-          <w:sz w:val="28"/>
-        </w:rPr>
-        <w:t xml:space="preserve"> </w:t>
-      </w:r>
-      <w:proofErr w:type="spellStart"/>
-      <w:r>
-        <w:rPr>
-          <w:rFonts w:ascii="Times New Roman" w:hAnsi="Times New Roman"/>
-          <w:sz w:val="28"/>
-        </w:rPr>
-        <w:t>dụng</w:t>
-      </w:r>
-      <w:proofErr w:type="spellEnd"/>
-      <w:r>
-        <w:rPr>
-          <w:rFonts w:ascii="Times New Roman" w:hAnsi="Times New Roman"/>
-          <w:sz w:val="28"/>
-        </w:rPr>
-        <w:t xml:space="preserve"> </w:t>
-      </w:r>
-      <w:proofErr w:type="spellStart"/>
-      <w:r>
-        <w:rPr>
-          <w:rFonts w:ascii="Times New Roman" w:hAnsi="Times New Roman"/>
-          <w:sz w:val="28"/>
-        </w:rPr>
-        <w:t>biện</w:t>
-      </w:r>
-      <w:proofErr w:type="spellEnd"/>
-      <w:r>
-        <w:rPr>
-          <w:rFonts w:ascii="Times New Roman" w:hAnsi="Times New Roman"/>
-          <w:sz w:val="28"/>
-        </w:rPr>
-        <w:t xml:space="preserve"> </w:t>
-      </w:r>
-      <w:proofErr w:type="spellStart"/>
-      <w:r>
-        <w:rPr>
-          <w:rFonts w:ascii="Times New Roman" w:hAnsi="Times New Roman"/>
-          <w:sz w:val="28"/>
-        </w:rPr>
-        <w:t>pháp</w:t>
-      </w:r>
-      <w:proofErr w:type="spellEnd"/>
-      <w:r>
-        <w:rPr>
-          <w:rFonts w:ascii="Times New Roman" w:hAnsi="Times New Roman"/>
-          <w:sz w:val="28"/>
-        </w:rPr>
-        <w:t xml:space="preserve"> </w:t>
-      </w:r>
-      <w:proofErr w:type="spellStart"/>
-      <w:r>
-        <w:rPr>
-          <w:rFonts w:ascii="Times New Roman" w:hAnsi="Times New Roman"/>
-          <w:sz w:val="28"/>
-        </w:rPr>
-        <w:t>xử</w:t>
-      </w:r>
-      <w:proofErr w:type="spellEnd"/>
-      <w:r>
-        <w:rPr>
-          <w:rFonts w:ascii="Times New Roman" w:hAnsi="Times New Roman"/>
-          <w:sz w:val="28"/>
-        </w:rPr>
-        <w:t xml:space="preserve"> </w:t>
-      </w:r>
-      <w:proofErr w:type="spellStart"/>
-      <w:r>
-        <w:rPr>
-          <w:rFonts w:ascii="Times New Roman" w:hAnsi="Times New Roman"/>
-          <w:sz w:val="28"/>
-        </w:rPr>
-        <w:t>lý</w:t>
-      </w:r>
-      <w:proofErr w:type="spellEnd"/>
-      <w:r>
-        <w:rPr>
-          <w:rFonts w:ascii="Times New Roman" w:hAnsi="Times New Roman"/>
-          <w:sz w:val="28"/>
-        </w:rPr>
-        <w:t xml:space="preserve"> </w:t>
-      </w:r>
-      <w:proofErr w:type="spellStart"/>
-      <w:r>
-        <w:rPr>
-          <w:rFonts w:ascii="Times New Roman" w:hAnsi="Times New Roman"/>
-          <w:sz w:val="28"/>
-        </w:rPr>
-        <w:t>hành</w:t>
-      </w:r>
-      <w:proofErr w:type="spellEnd"/>
-      <w:r>
-        <w:rPr>
-          <w:rFonts w:ascii="Times New Roman" w:hAnsi="Times New Roman"/>
-          <w:sz w:val="28"/>
-        </w:rPr>
-        <w:t xml:space="preserve"> </w:t>
-      </w:r>
-      <w:proofErr w:type="spellStart"/>
-      <w:r>
-        <w:rPr>
-          <w:rFonts w:ascii="Times New Roman" w:hAnsi="Times New Roman"/>
-          <w:sz w:val="28"/>
-        </w:rPr>
-        <w:t>chính</w:t>
-      </w:r>
-      <w:proofErr w:type="spellEnd"/>
-      <w:r>
-        <w:rPr>
-          <w:rFonts w:ascii="Times New Roman" w:hAnsi="Times New Roman"/>
-          <w:sz w:val="28"/>
-        </w:rPr>
-        <w:t xml:space="preserve"> </w:t>
-      </w:r>
-      <w:proofErr w:type="spellStart"/>
-      <w:r>
-        <w:rPr>
-          <w:rFonts w:ascii="Times New Roman" w:hAnsi="Times New Roman"/>
-          <w:sz w:val="28"/>
-        </w:rPr>
-        <w:t>thụ</w:t>
-      </w:r>
-      <w:proofErr w:type="spellEnd"/>
-      <w:r>
-        <w:rPr>
-          <w:rFonts w:ascii="Times New Roman" w:hAnsi="Times New Roman"/>
-          <w:sz w:val="28"/>
-        </w:rPr>
-        <w:t xml:space="preserve"> </w:t>
-      </w:r>
-      <w:proofErr w:type="spellStart"/>
-      <w:r>
-        <w:rPr>
-          <w:rFonts w:ascii="Times New Roman" w:hAnsi="Times New Roman"/>
-          <w:sz w:val="28"/>
-        </w:rPr>
-        <w:t>lý</w:t>
-      </w:r>
-      <w:proofErr w:type="spellEnd"/>
-      <w:r>
-        <w:rPr>
-          <w:rFonts w:ascii="Times New Roman" w:hAnsi="Times New Roman"/>
-          <w:sz w:val="28"/>
-        </w:rPr>
-        <w:t xml:space="preserve"> </w:t>
-      </w:r>
-      <w:proofErr w:type="spellStart"/>
-      <w:r>
-        <w:rPr>
-          <w:rFonts w:ascii="Times New Roman" w:hAnsi="Times New Roman"/>
-          <w:sz w:val="28"/>
-        </w:rPr>
-        <w:t>số</w:t>
-      </w:r>
-      <w:proofErr w:type="spellEnd"/>
-      <w:r>
-        <w:rPr>
-          <w:rFonts w:ascii="Times New Roman" w:hAnsi="Times New Roman"/>
-          <w:sz w:val="28"/>
-        </w:rPr>
-        <w:t xml:space="preserve">: 01/XLVPHC </w:t>
-      </w:r>
-      <w:proofErr w:type="spellStart"/>
-      <w:r>
-        <w:rPr>
-          <w:rFonts w:ascii="Times New Roman" w:hAnsi="Times New Roman"/>
-          <w:sz w:val="28"/>
-        </w:rPr>
-        <w:t>ngày</w:t>
-      </w:r>
-      <w:proofErr w:type="spellEnd"/>
-      <w:r>
-        <w:rPr>
-          <w:rFonts w:ascii="Times New Roman" w:hAnsi="Times New Roman"/>
-          <w:sz w:val="28"/>
-        </w:rPr>
-        <w:t xml:space="preserve"> 05 </w:t>
-      </w:r>
-      <w:proofErr w:type="spellStart"/>
-      <w:r>
-        <w:rPr>
-          <w:rFonts w:ascii="Times New Roman" w:hAnsi="Times New Roman"/>
-          <w:sz w:val="28"/>
-        </w:rPr>
-        <w:t>tháng</w:t>
-      </w:r>
-      <w:proofErr w:type="spellEnd"/>
-      <w:r>
-        <w:rPr>
-          <w:rFonts w:ascii="Times New Roman" w:hAnsi="Times New Roman"/>
-          <w:sz w:val="28"/>
-        </w:rPr>
-        <w:t xml:space="preserve"> 01 </w:t>
-      </w:r>
-      <w:proofErr w:type="spellStart"/>
-      <w:r>
-        <w:rPr>
-          <w:rFonts w:ascii="Times New Roman" w:hAnsi="Times New Roman"/>
-          <w:sz w:val="28"/>
-        </w:rPr>
-        <w:t>năm</w:t>
-      </w:r>
-      <w:proofErr w:type="spellEnd"/>
-      <w:r>
-        <w:rPr>
-          <w:rFonts w:ascii="Times New Roman" w:hAnsi="Times New Roman"/>
-          <w:sz w:val="28"/>
-        </w:rPr>
-        <w:t xml:space="preserve"> 2026 </w:t>
-      </w:r>
-      <w:proofErr w:type="spellStart"/>
-      <w:r>
-        <w:rPr>
-          <w:rFonts w:ascii="Times New Roman" w:hAnsi="Times New Roman"/>
-          <w:sz w:val="28"/>
-        </w:rPr>
-        <w:t>của</w:t>
-      </w:r>
-      <w:proofErr w:type="spellEnd"/>
-      <w:r>
-        <w:rPr>
-          <w:rFonts w:ascii="Times New Roman" w:hAnsi="Times New Roman"/>
-          <w:sz w:val="28"/>
-        </w:rPr>
-        <w:t xml:space="preserve"> TAND Khu </w:t>
-      </w:r>
-      <w:proofErr w:type="spellStart"/>
-      <w:r>
-        <w:rPr>
-          <w:rFonts w:ascii="Times New Roman" w:hAnsi="Times New Roman"/>
-          <w:sz w:val="28"/>
-        </w:rPr>
-        <w:t>vực</w:t>
-      </w:r>
-      <w:proofErr w:type="spellEnd"/>
-      <w:r>
-        <w:rPr>
-          <w:rFonts w:ascii="Times New Roman" w:hAnsi="Times New Roman"/>
-          <w:sz w:val="28"/>
-        </w:rPr>
-        <w:t xml:space="preserve"> 4 – </w:t>
-      </w:r>
-      <w:proofErr w:type="spellStart"/>
-      <w:r>
-        <w:rPr>
-          <w:rFonts w:ascii="Times New Roman" w:hAnsi="Times New Roman"/>
-          <w:sz w:val="28"/>
-        </w:rPr>
-        <w:t>Đồng</w:t>
-      </w:r>
-      <w:proofErr w:type="spellEnd"/>
-      <w:r>
-        <w:rPr>
-          <w:rFonts w:ascii="Times New Roman" w:hAnsi="Times New Roman"/>
-          <w:sz w:val="28"/>
-        </w:rPr>
-        <w:t xml:space="preserve"> Nai </w:t>
-      </w:r>
-      <w:proofErr w:type="spellStart"/>
-      <w:r>
-        <w:rPr>
-          <w:rFonts w:ascii="Times New Roman" w:hAnsi="Times New Roman"/>
-          <w:sz w:val="28"/>
-        </w:rPr>
-        <w:t>đối</w:t>
-      </w:r>
-      <w:proofErr w:type="spellEnd"/>
-      <w:r>
-        <w:rPr>
-          <w:rFonts w:ascii="Times New Roman" w:hAnsi="Times New Roman"/>
-          <w:sz w:val="28"/>
-        </w:rPr>
-        <w:t xml:space="preserve"> </w:t>
-      </w:r>
-      <w:proofErr w:type="spellStart"/>
-      <w:r>
-        <w:rPr>
-          <w:rFonts w:ascii="Times New Roman" w:hAnsi="Times New Roman"/>
-          <w:sz w:val="28"/>
-        </w:rPr>
-        <w:t>với</w:t>
-      </w:r>
-      <w:proofErr w:type="spellEnd"/>
-      <w:r>
-        <w:rPr>
-          <w:rFonts w:ascii="Times New Roman" w:hAnsi="Times New Roman"/>
-          <w:sz w:val="28"/>
-        </w:rPr>
-        <w:t xml:space="preserve"> </w:t>
-      </w:r>
-      <w:proofErr w:type="spellStart"/>
-      <w:r>
-        <w:rPr>
-          <w:rFonts w:ascii="Times New Roman" w:hAnsi="Times New Roman"/>
-          <w:sz w:val="28"/>
-        </w:rPr>
-        <w:t>đối</w:t>
-      </w:r>
-      <w:proofErr w:type="spellEnd"/>
-      <w:r>
-        <w:rPr>
-          <w:rFonts w:ascii="Times New Roman" w:hAnsi="Times New Roman"/>
-          <w:sz w:val="28"/>
-        </w:rPr>
-        <w:t xml:space="preserve"> </w:t>
-      </w:r>
-      <w:proofErr w:type="spellStart"/>
-      <w:r>
-        <w:rPr>
-          <w:rFonts w:ascii="Times New Roman" w:hAnsi="Times New Roman"/>
-          <w:sz w:val="28"/>
-        </w:rPr>
-        <w:t>tượng</w:t>
-      </w:r>
-      <w:proofErr w:type="spellEnd"/>
-      <w:r>
-        <w:rPr>
-          <w:rFonts w:ascii="Times New Roman" w:hAnsi="Times New Roman"/>
-          <w:sz w:val="28"/>
-        </w:rPr>
-        <w:t>:</w:t>
+      <w:r>
+        <w:rPr>
+          <w:rFonts w:ascii="Times New Roman" w:hAnsi="Times New Roman"/>
+          <w:sz w:val="28"/>
+        </w:rPr>
+        <w:t>Để tham gia giải quyết hồ sơ áp dụng biện pháp xử lý hành chính thụ lý số: 01/XLVPHC ngày 05 tháng 01 năm 2026 của TAND Khu vực 4 – Đồng Nai đối với đối tượng:</w:t>
       </w:r>
     </w:p>
     <w:p>
@@ -1247,7 +447,6 @@
           <w:sz w:val="28"/>
         </w:rPr>
       </w:pPr>
-      <w:proofErr w:type="spellStart"/>
       <w:r>
         <w:rPr>
           <w:rFonts w:ascii="Times New Roman" w:hAnsi="Times New Roman"/>
@@ -1255,57 +454,7 @@
           <w:spacing w:val="-2"/>
           <w:sz w:val="26"/>
         </w:rPr>
-        <w:t>Họ</w:t>
-      </w:r>
-      <w:proofErr w:type="spellEnd"/>
-      <w:r>
-        <w:rPr>
-          <w:rFonts w:ascii="Times New Roman" w:hAnsi="Times New Roman"/>
-          <w:color w:val="000000"/>
-          <w:spacing w:val="-2"/>
-          <w:sz w:val="26"/>
-        </w:rPr>
-        <w:t xml:space="preserve"> </w:t>
-      </w:r>
-      <w:proofErr w:type="spellStart"/>
-      <w:r>
-        <w:rPr>
-          <w:rFonts w:ascii="Times New Roman" w:hAnsi="Times New Roman"/>
-          <w:color w:val="000000"/>
-          <w:spacing w:val="-2"/>
-          <w:sz w:val="26"/>
-        </w:rPr>
-        <w:t>và</w:t>
-      </w:r>
-      <w:proofErr w:type="spellEnd"/>
-      <w:r>
-        <w:rPr>
-          <w:rFonts w:ascii="Times New Roman" w:hAnsi="Times New Roman"/>
-          <w:color w:val="000000"/>
-          <w:spacing w:val="-2"/>
-          <w:sz w:val="26"/>
-        </w:rPr>
-        <w:t xml:space="preserve"> </w:t>
-      </w:r>
-      <w:proofErr w:type="spellStart"/>
-      <w:r>
-        <w:rPr>
-          <w:rFonts w:ascii="Times New Roman" w:hAnsi="Times New Roman"/>
-          <w:color w:val="000000"/>
-          <w:spacing w:val="-2"/>
-          <w:sz w:val="26"/>
-        </w:rPr>
-        <w:t>tên</w:t>
-      </w:r>
-      <w:proofErr w:type="spellEnd"/>
-      <w:r>
-        <w:rPr>
-          <w:rFonts w:ascii="Times New Roman" w:hAnsi="Times New Roman"/>
-          <w:color w:val="000000"/>
-          <w:spacing w:val="-2"/>
-          <w:sz w:val="26"/>
-        </w:rPr>
-        <w:t xml:space="preserve">: </w:t>
+        <w:t xml:space="preserve">Họ và tên: </w:t>
       </w:r>
       <w:r>
         <w:rPr>
@@ -1329,25 +478,8 @@
           <w:rFonts w:ascii="Times New Roman" w:hAnsi="Times New Roman"/>
           <w:sz w:val="28"/>
         </w:rPr>
-        <w:t xml:space="preserve"> </w:t>
-      </w:r>
-      <w:proofErr w:type="spellStart"/>
-      <w:r>
-        <w:rPr>
-          <w:rFonts w:ascii="Times New Roman" w:hAnsi="Times New Roman"/>
-          <w:sz w:val="28"/>
-        </w:rPr>
-        <w:t>sinh</w:t>
-      </w:r>
-      <w:proofErr w:type="spellEnd"/>
-      <w:r>
-        <w:rPr>
-          <w:rFonts w:ascii="Times New Roman" w:hAnsi="Times New Roman"/>
-          <w:sz w:val="28"/>
-        </w:rPr>
-        <w:t xml:space="preserve"> </w:t>
-      </w:r>
-      <w:proofErr w:type="spellStart"/>
+        <w:t xml:space="preserve"> sinh </w:t>
+      </w:r>
       <w:r>
         <w:rPr>
           <w:rFonts w:ascii="Times New Roman" w:hAnsi="Times New Roman"/>
@@ -1355,7 +487,6 @@
         </w:rPr>
         <w:t>ngày</w:t>
       </w:r>
-      <w:proofErr w:type="spellEnd"/>
       <w:r>
         <w:rPr>
           <w:rFonts w:ascii="Times New Roman" w:hAnsi="Times New Roman"/>
@@ -1434,37 +565,12 @@
           <w:sz w:val="28"/>
         </w:rPr>
       </w:pPr>
-      <w:proofErr w:type="spellStart"/>
-      <w:r>
-        <w:rPr>
-          <w:rFonts w:ascii="Times New Roman" w:hAnsi="Times New Roman"/>
-          <w:sz w:val="28"/>
-        </w:rPr>
-        <w:t>Địa</w:t>
-      </w:r>
-      <w:proofErr w:type="spellEnd"/>
-      <w:r>
-        <w:rPr>
-          <w:rFonts w:ascii="Times New Roman" w:hAnsi="Times New Roman"/>
-          <w:sz w:val="28"/>
-        </w:rPr>
-        <w:t xml:space="preserve"> </w:t>
-      </w:r>
-      <w:proofErr w:type="spellStart"/>
-      <w:r>
-        <w:rPr>
-          <w:rFonts w:ascii="Times New Roman" w:hAnsi="Times New Roman"/>
-          <w:sz w:val="28"/>
-        </w:rPr>
-        <w:t>chỉ</w:t>
-      </w:r>
-      <w:proofErr w:type="spellEnd"/>
-      <w:r>
-        <w:rPr>
-          <w:rFonts w:ascii="Times New Roman" w:hAnsi="Times New Roman"/>
-          <w:sz w:val="28"/>
-        </w:rPr>
-        <w:t xml:space="preserve">: </w:t>
+      <w:r>
+        <w:rPr>
+          <w:rFonts w:ascii="Times New Roman" w:hAnsi="Times New Roman"/>
+          <w:sz w:val="28"/>
+        </w:rPr>
+        <w:t xml:space="preserve">Địa chỉ: </w:t>
       </w:r>
       <w:r>
         <w:rPr>
@@ -1521,95 +627,14 @@
           <w:rFonts w:ascii="Times New Roman" w:hAnsi="Times New Roman"/>
           <w:sz w:val="28"/>
         </w:rPr>
-        <w:t xml:space="preserve">Nay </w:t>
-      </w:r>
-      <w:proofErr w:type="spellStart"/>
-      <w:r>
-        <w:rPr>
-          <w:rFonts w:ascii="Times New Roman" w:hAnsi="Times New Roman"/>
-          <w:sz w:val="28"/>
-        </w:rPr>
-        <w:t>tôi</w:t>
-      </w:r>
-      <w:proofErr w:type="spellEnd"/>
-      <w:r>
-        <w:rPr>
-          <w:rFonts w:ascii="Times New Roman" w:hAnsi="Times New Roman"/>
-          <w:sz w:val="28"/>
-        </w:rPr>
-        <w:t xml:space="preserve"> </w:t>
-      </w:r>
-      <w:proofErr w:type="spellStart"/>
-      <w:r>
-        <w:rPr>
-          <w:rFonts w:ascii="Times New Roman" w:hAnsi="Times New Roman"/>
-          <w:sz w:val="28"/>
-        </w:rPr>
-        <w:t>làm</w:t>
-      </w:r>
-      <w:proofErr w:type="spellEnd"/>
-      <w:r>
-        <w:rPr>
-          <w:rFonts w:ascii="Times New Roman" w:hAnsi="Times New Roman"/>
-          <w:sz w:val="28"/>
-        </w:rPr>
-        <w:t xml:space="preserve"> </w:t>
-      </w:r>
-      <w:proofErr w:type="spellStart"/>
-      <w:r>
-        <w:rPr>
-          <w:rFonts w:ascii="Times New Roman" w:hAnsi="Times New Roman"/>
-          <w:sz w:val="28"/>
-        </w:rPr>
-        <w:t>đơn</w:t>
-      </w:r>
-      <w:proofErr w:type="spellEnd"/>
-      <w:r>
-        <w:rPr>
-          <w:rFonts w:ascii="Times New Roman" w:hAnsi="Times New Roman"/>
-          <w:sz w:val="28"/>
-        </w:rPr>
-        <w:t xml:space="preserve"> </w:t>
-      </w:r>
-      <w:proofErr w:type="spellStart"/>
-      <w:r>
-        <w:rPr>
-          <w:rFonts w:ascii="Times New Roman" w:hAnsi="Times New Roman"/>
-          <w:sz w:val="28"/>
-        </w:rPr>
-        <w:t>này</w:t>
-      </w:r>
-      <w:proofErr w:type="spellEnd"/>
-      <w:r>
-        <w:rPr>
-          <w:rFonts w:ascii="Times New Roman" w:hAnsi="Times New Roman"/>
-          <w:sz w:val="28"/>
-        </w:rPr>
-        <w:t xml:space="preserve"> </w:t>
-      </w:r>
-      <w:proofErr w:type="spellStart"/>
-      <w:r>
-        <w:rPr>
-          <w:rFonts w:ascii="Times New Roman" w:hAnsi="Times New Roman"/>
-          <w:sz w:val="28"/>
-        </w:rPr>
-        <w:t>xin</w:t>
-      </w:r>
-      <w:proofErr w:type="spellEnd"/>
-      <w:r>
-        <w:rPr>
-          <w:rFonts w:ascii="Times New Roman" w:hAnsi="Times New Roman"/>
-          <w:sz w:val="28"/>
-        </w:rPr>
-        <w:t xml:space="preserve"> </w:t>
-      </w:r>
-      <w:proofErr w:type="spellStart"/>
-      <w:r>
-        <w:rPr>
-          <w:rFonts w:ascii="Times New Roman" w:hAnsi="Times New Roman"/>
-          <w:sz w:val="28"/>
-        </w:rPr>
-        <w:t>đ</w:t>
+        <w:t>Nay tôi làm đơn này</w:t>
+      </w:r>
+      <w:r>
+        <w:rPr>
+          <w:rFonts w:ascii="Times New Roman" w:hAnsi="Times New Roman"/>
+          <w:sz w:val="28"/>
+        </w:rPr>
+        <w:t xml:space="preserve"> xin đ</w:t>
       </w:r>
       <w:r>
         <w:rPr>
@@ -1623,247 +648,14 @@
           <w:rFonts w:ascii="Times New Roman" w:hAnsi="Times New Roman"/>
           <w:sz w:val="28"/>
         </w:rPr>
-        <w:t>ợc</w:t>
-      </w:r>
-      <w:proofErr w:type="spellEnd"/>
-      <w:r>
-        <w:rPr>
-          <w:rFonts w:ascii="Times New Roman" w:hAnsi="Times New Roman"/>
-          <w:sz w:val="28"/>
-        </w:rPr>
-        <w:t xml:space="preserve"> </w:t>
-      </w:r>
-      <w:proofErr w:type="spellStart"/>
-      <w:r>
-        <w:rPr>
-          <w:rFonts w:ascii="Times New Roman" w:hAnsi="Times New Roman"/>
-          <w:sz w:val="28"/>
-        </w:rPr>
-        <w:t>vắng</w:t>
-      </w:r>
-      <w:proofErr w:type="spellEnd"/>
-      <w:r>
-        <w:rPr>
-          <w:rFonts w:ascii="Times New Roman" w:hAnsi="Times New Roman"/>
-          <w:sz w:val="28"/>
-        </w:rPr>
-        <w:t xml:space="preserve"> </w:t>
-      </w:r>
-      <w:proofErr w:type="spellStart"/>
-      <w:r>
-        <w:rPr>
-          <w:rFonts w:ascii="Times New Roman" w:hAnsi="Times New Roman"/>
-          <w:sz w:val="28"/>
-        </w:rPr>
-        <w:t>mặt</w:t>
-      </w:r>
-      <w:proofErr w:type="spellEnd"/>
-      <w:r>
-        <w:rPr>
-          <w:rFonts w:ascii="Times New Roman" w:hAnsi="Times New Roman"/>
-          <w:sz w:val="28"/>
-        </w:rPr>
-        <w:t xml:space="preserve"> </w:t>
-      </w:r>
-      <w:proofErr w:type="spellStart"/>
-      <w:r>
-        <w:rPr>
-          <w:rFonts w:ascii="Times New Roman" w:hAnsi="Times New Roman"/>
-          <w:sz w:val="28"/>
-        </w:rPr>
-        <w:t>trong</w:t>
-      </w:r>
-      <w:proofErr w:type="spellEnd"/>
-      <w:r>
-        <w:rPr>
-          <w:rFonts w:ascii="Times New Roman" w:hAnsi="Times New Roman"/>
-          <w:sz w:val="28"/>
-        </w:rPr>
-        <w:t xml:space="preserve"> </w:t>
-      </w:r>
-      <w:proofErr w:type="spellStart"/>
-      <w:r>
-        <w:rPr>
-          <w:rFonts w:ascii="Times New Roman" w:hAnsi="Times New Roman"/>
-          <w:sz w:val="28"/>
-        </w:rPr>
-        <w:t>phiên</w:t>
-      </w:r>
-      <w:proofErr w:type="spellEnd"/>
-      <w:r>
-        <w:rPr>
-          <w:rFonts w:ascii="Times New Roman" w:hAnsi="Times New Roman"/>
-          <w:sz w:val="28"/>
-        </w:rPr>
-        <w:t xml:space="preserve"> </w:t>
-      </w:r>
-      <w:proofErr w:type="spellStart"/>
-      <w:r>
-        <w:rPr>
-          <w:rFonts w:ascii="Times New Roman" w:hAnsi="Times New Roman"/>
-          <w:sz w:val="28"/>
-        </w:rPr>
-        <w:t>họp</w:t>
-      </w:r>
-      <w:proofErr w:type="spellEnd"/>
-      <w:r>
-        <w:rPr>
-          <w:rFonts w:ascii="Times New Roman" w:hAnsi="Times New Roman"/>
-          <w:sz w:val="28"/>
-        </w:rPr>
-        <w:t xml:space="preserve"> </w:t>
-      </w:r>
-      <w:proofErr w:type="spellStart"/>
-      <w:r>
-        <w:rPr>
-          <w:rFonts w:ascii="Times New Roman" w:hAnsi="Times New Roman"/>
-          <w:sz w:val="28"/>
-        </w:rPr>
-        <w:t>đề</w:t>
-      </w:r>
-      <w:proofErr w:type="spellEnd"/>
-      <w:r>
-        <w:rPr>
-          <w:rFonts w:ascii="Times New Roman" w:hAnsi="Times New Roman"/>
-          <w:sz w:val="28"/>
-        </w:rPr>
-        <w:t xml:space="preserve"> </w:t>
-      </w:r>
-      <w:proofErr w:type="spellStart"/>
-      <w:r>
-        <w:rPr>
-          <w:rFonts w:ascii="Times New Roman" w:hAnsi="Times New Roman"/>
-          <w:sz w:val="28"/>
-        </w:rPr>
-        <w:t>nghị</w:t>
-      </w:r>
-      <w:proofErr w:type="spellEnd"/>
-      <w:r>
-        <w:rPr>
-          <w:rFonts w:ascii="Times New Roman" w:hAnsi="Times New Roman"/>
-          <w:sz w:val="28"/>
-        </w:rPr>
-        <w:t xml:space="preserve"> </w:t>
-      </w:r>
-      <w:proofErr w:type="spellStart"/>
-      <w:r>
-        <w:rPr>
-          <w:rFonts w:ascii="Times New Roman" w:hAnsi="Times New Roman"/>
-          <w:sz w:val="28"/>
-        </w:rPr>
-        <w:t>áp</w:t>
-      </w:r>
-      <w:proofErr w:type="spellEnd"/>
-      <w:r>
-        <w:rPr>
-          <w:rFonts w:ascii="Times New Roman" w:hAnsi="Times New Roman"/>
-          <w:sz w:val="28"/>
-        </w:rPr>
-        <w:t xml:space="preserve"> </w:t>
-      </w:r>
-      <w:proofErr w:type="spellStart"/>
-      <w:r>
-        <w:rPr>
-          <w:rFonts w:ascii="Times New Roman" w:hAnsi="Times New Roman"/>
-          <w:sz w:val="28"/>
-        </w:rPr>
-        <w:t>dụng</w:t>
-      </w:r>
-      <w:proofErr w:type="spellEnd"/>
-      <w:r>
-        <w:rPr>
-          <w:rFonts w:ascii="Times New Roman" w:hAnsi="Times New Roman"/>
-          <w:sz w:val="28"/>
-        </w:rPr>
-        <w:t xml:space="preserve"> </w:t>
-      </w:r>
-      <w:proofErr w:type="spellStart"/>
-      <w:r>
-        <w:rPr>
-          <w:rFonts w:ascii="Times New Roman" w:hAnsi="Times New Roman"/>
-          <w:sz w:val="28"/>
-        </w:rPr>
-        <w:t>biện</w:t>
-      </w:r>
-      <w:proofErr w:type="spellEnd"/>
-      <w:r>
-        <w:rPr>
-          <w:rFonts w:ascii="Times New Roman" w:hAnsi="Times New Roman"/>
-          <w:sz w:val="28"/>
-        </w:rPr>
-        <w:t xml:space="preserve"> </w:t>
-      </w:r>
-      <w:proofErr w:type="spellStart"/>
-      <w:r>
-        <w:rPr>
-          <w:rFonts w:ascii="Times New Roman" w:hAnsi="Times New Roman"/>
-          <w:sz w:val="28"/>
-        </w:rPr>
-        <w:t>pháp</w:t>
-      </w:r>
-      <w:proofErr w:type="spellEnd"/>
-      <w:r>
-        <w:rPr>
-          <w:rFonts w:ascii="Times New Roman" w:hAnsi="Times New Roman"/>
-          <w:sz w:val="28"/>
-        </w:rPr>
-        <w:t xml:space="preserve"> </w:t>
-      </w:r>
-      <w:proofErr w:type="spellStart"/>
-      <w:r>
-        <w:rPr>
-          <w:rFonts w:ascii="Times New Roman" w:hAnsi="Times New Roman"/>
-          <w:sz w:val="28"/>
-        </w:rPr>
-        <w:t>đưa</w:t>
-      </w:r>
-      <w:proofErr w:type="spellEnd"/>
-      <w:r>
-        <w:rPr>
-          <w:rFonts w:ascii="Times New Roman" w:hAnsi="Times New Roman"/>
-          <w:sz w:val="28"/>
-        </w:rPr>
-        <w:t xml:space="preserve"> </w:t>
-      </w:r>
-      <w:proofErr w:type="spellStart"/>
-      <w:r>
-        <w:rPr>
-          <w:rFonts w:ascii="Times New Roman" w:hAnsi="Times New Roman"/>
-          <w:sz w:val="28"/>
-        </w:rPr>
-        <w:t>vào</w:t>
-      </w:r>
-      <w:proofErr w:type="spellEnd"/>
-      <w:r>
-        <w:rPr>
-          <w:rFonts w:ascii="Times New Roman" w:hAnsi="Times New Roman"/>
-          <w:sz w:val="28"/>
-        </w:rPr>
-        <w:t xml:space="preserve"> </w:t>
-      </w:r>
-      <w:proofErr w:type="spellStart"/>
-      <w:r>
-        <w:rPr>
-          <w:rFonts w:ascii="Times New Roman" w:hAnsi="Times New Roman"/>
-          <w:sz w:val="28"/>
-        </w:rPr>
-        <w:t>cơ</w:t>
-      </w:r>
-      <w:proofErr w:type="spellEnd"/>
-      <w:r>
-        <w:rPr>
-          <w:rFonts w:ascii="Times New Roman" w:hAnsi="Times New Roman"/>
-          <w:sz w:val="28"/>
-        </w:rPr>
-        <w:t xml:space="preserve"> </w:t>
-      </w:r>
-      <w:proofErr w:type="spellStart"/>
-      <w:r>
-        <w:rPr>
-          <w:rFonts w:ascii="Times New Roman" w:hAnsi="Times New Roman"/>
-          <w:sz w:val="28"/>
-        </w:rPr>
-        <w:t>s</w:t>
+        <w:t xml:space="preserve">ợc vắng mặt trong </w:t>
+      </w:r>
+      <w:r>
+        <w:rPr>
+          <w:rFonts w:ascii="Times New Roman" w:hAnsi="Times New Roman"/>
+          <w:sz w:val="28"/>
+        </w:rPr>
+        <w:t>phiên họp đề nghị áp dụng biện pháp đưa vào cơ s</w:t>
       </w:r>
       <w:r>
         <w:rPr>
@@ -1872,141 +664,12 @@
         </w:rPr>
         <w:t>ở</w:t>
       </w:r>
-      <w:proofErr w:type="spellEnd"/>
-      <w:r>
-        <w:rPr>
-          <w:rFonts w:ascii="Times New Roman" w:hAnsi="Times New Roman"/>
-          <w:sz w:val="28"/>
-        </w:rPr>
-        <w:t xml:space="preserve"> </w:t>
-      </w:r>
-      <w:proofErr w:type="spellStart"/>
-      <w:r>
-        <w:rPr>
-          <w:rFonts w:ascii="Times New Roman" w:hAnsi="Times New Roman"/>
-          <w:sz w:val="28"/>
-        </w:rPr>
-        <w:t>cai</w:t>
-      </w:r>
-      <w:proofErr w:type="spellEnd"/>
-      <w:r>
-        <w:rPr>
-          <w:rFonts w:ascii="Times New Roman" w:hAnsi="Times New Roman"/>
-          <w:sz w:val="28"/>
-        </w:rPr>
-        <w:t xml:space="preserve"> </w:t>
-      </w:r>
-      <w:proofErr w:type="spellStart"/>
-      <w:r>
-        <w:rPr>
-          <w:rFonts w:ascii="Times New Roman" w:hAnsi="Times New Roman"/>
-          <w:sz w:val="28"/>
-        </w:rPr>
-        <w:t>nghiện</w:t>
-      </w:r>
-      <w:proofErr w:type="spellEnd"/>
-      <w:r>
-        <w:rPr>
-          <w:rFonts w:ascii="Times New Roman" w:hAnsi="Times New Roman"/>
-          <w:sz w:val="28"/>
-        </w:rPr>
-        <w:t xml:space="preserve"> </w:t>
-      </w:r>
-      <w:proofErr w:type="spellStart"/>
-      <w:r>
-        <w:rPr>
-          <w:rFonts w:ascii="Times New Roman" w:hAnsi="Times New Roman"/>
-          <w:sz w:val="28"/>
-        </w:rPr>
-        <w:t>bắt</w:t>
-      </w:r>
-      <w:proofErr w:type="spellEnd"/>
-      <w:r>
-        <w:rPr>
-          <w:rFonts w:ascii="Times New Roman" w:hAnsi="Times New Roman"/>
-          <w:sz w:val="28"/>
-        </w:rPr>
-        <w:t xml:space="preserve"> </w:t>
-      </w:r>
-      <w:proofErr w:type="spellStart"/>
-      <w:r>
-        <w:rPr>
-          <w:rFonts w:ascii="Times New Roman" w:hAnsi="Times New Roman"/>
-          <w:sz w:val="28"/>
-        </w:rPr>
-        <w:t>buộc</w:t>
-      </w:r>
-      <w:proofErr w:type="spellEnd"/>
-      <w:r>
-        <w:rPr>
-          <w:rFonts w:ascii="Times New Roman" w:hAnsi="Times New Roman"/>
-          <w:sz w:val="28"/>
-        </w:rPr>
-        <w:t xml:space="preserve"> </w:t>
-      </w:r>
-      <w:proofErr w:type="spellStart"/>
-      <w:r>
-        <w:rPr>
-          <w:rFonts w:ascii="Times New Roman" w:hAnsi="Times New Roman"/>
-          <w:sz w:val="28"/>
-        </w:rPr>
-        <w:t>đối</w:t>
-      </w:r>
-      <w:proofErr w:type="spellEnd"/>
-      <w:r>
-        <w:rPr>
-          <w:rFonts w:ascii="Times New Roman" w:hAnsi="Times New Roman"/>
-          <w:sz w:val="28"/>
-        </w:rPr>
-        <w:t xml:space="preserve"> </w:t>
-      </w:r>
-      <w:proofErr w:type="spellStart"/>
-      <w:r>
-        <w:rPr>
-          <w:rFonts w:ascii="Times New Roman" w:hAnsi="Times New Roman"/>
-          <w:sz w:val="28"/>
-        </w:rPr>
-        <w:t>với</w:t>
-      </w:r>
-      <w:proofErr w:type="spellEnd"/>
-      <w:r>
-        <w:rPr>
-          <w:rFonts w:ascii="Times New Roman" w:hAnsi="Times New Roman"/>
-          <w:sz w:val="28"/>
-        </w:rPr>
-        <w:t xml:space="preserve"> </w:t>
-      </w:r>
-      <w:proofErr w:type="spellStart"/>
-      <w:r>
-        <w:rPr>
-          <w:rFonts w:ascii="Times New Roman" w:hAnsi="Times New Roman"/>
-          <w:sz w:val="28"/>
-        </w:rPr>
-        <w:t>đối</w:t>
-      </w:r>
-      <w:proofErr w:type="spellEnd"/>
-      <w:r>
-        <w:rPr>
-          <w:rFonts w:ascii="Times New Roman" w:hAnsi="Times New Roman"/>
-          <w:sz w:val="28"/>
-        </w:rPr>
-        <w:t xml:space="preserve"> </w:t>
-      </w:r>
-      <w:proofErr w:type="spellStart"/>
-      <w:r>
-        <w:rPr>
-          <w:rFonts w:ascii="Times New Roman" w:hAnsi="Times New Roman"/>
-          <w:sz w:val="28"/>
-        </w:rPr>
-        <w:t>tượng</w:t>
-      </w:r>
-      <w:proofErr w:type="spellEnd"/>
-      <w:r>
-        <w:rPr>
-          <w:rFonts w:ascii="Times New Roman" w:hAnsi="Times New Roman"/>
-          <w:sz w:val="28"/>
-        </w:rPr>
-        <w:t xml:space="preserve"> </w:t>
+      <w:r>
+        <w:rPr>
+          <w:rFonts w:ascii="Times New Roman" w:hAnsi="Times New Roman"/>
+          <w:sz w:val="28"/>
+        </w:rPr>
+        <w:t xml:space="preserve"> cai nghiện bắt buộc đối với đối tượng </w:t>
       </w:r>
       <w:r>
         <w:rPr>
@@ -2032,15 +695,78 @@
         </w:rPr>
         <w:t xml:space="preserve"> </w:t>
       </w:r>
-      <w:proofErr w:type="spellStart"/>
-      <w:r>
-        <w:rPr>
-          <w:rFonts w:ascii="Times New Roman" w:hAnsi="Times New Roman"/>
-          <w:sz w:val="28"/>
-        </w:rPr>
-        <w:t>theo</w:t>
-      </w:r>
-      <w:proofErr w:type="spellEnd"/>
+      <w:r>
+        <w:rPr>
+          <w:rFonts w:ascii="Times New Roman" w:hAnsi="Times New Roman"/>
+          <w:sz w:val="28"/>
+        </w:rPr>
+        <w:t xml:space="preserve">theo quyết định mở phiên họp số: </w:t>
+      </w:r>
+      <w:proofErr w:type="gramStart"/>
+      <w:r>
+        <w:rPr>
+          <w:rFonts w:ascii="Times New Roman" w:hAnsi="Times New Roman"/>
+          <w:sz w:val="28"/>
+        </w:rPr>
+        <w:t>…..</w:t>
+      </w:r>
+      <w:proofErr w:type="gramEnd"/>
+      <w:r>
+        <w:rPr>
+          <w:rFonts w:ascii="Times New Roman" w:hAnsi="Times New Roman"/>
+          <w:sz w:val="28"/>
+        </w:rPr>
+        <w:t xml:space="preserve">/QĐ-TA ngày </w:t>
+      </w:r>
+      <w:r>
+        <w:rPr>
+          <w:rFonts w:ascii="Times New Roman" w:hAnsi="Times New Roman"/>
+          <w:sz w:val="28"/>
+        </w:rPr>
+        <w:t>……</w:t>
+      </w:r>
+      <w:r>
+        <w:rPr>
+          <w:rFonts w:ascii="Times New Roman" w:hAnsi="Times New Roman"/>
+          <w:sz w:val="28"/>
+        </w:rPr>
+        <w:t xml:space="preserve"> tháng </w:t>
+      </w:r>
+      <w:r>
+        <w:rPr>
+          <w:rFonts w:ascii="Times New Roman" w:hAnsi="Times New Roman"/>
+          <w:sz w:val="28"/>
+        </w:rPr>
+        <w:t>.........</w:t>
+      </w:r>
+      <w:r>
+        <w:rPr>
+          <w:rFonts w:ascii="Times New Roman" w:hAnsi="Times New Roman"/>
+          <w:sz w:val="28"/>
+        </w:rPr>
+        <w:t xml:space="preserve"> năm 202</w:t>
+      </w:r>
+      <w:r>
+        <w:rPr>
+          <w:rFonts w:ascii="Times New Roman" w:hAnsi="Times New Roman"/>
+          <w:sz w:val="28"/>
+        </w:rPr>
+        <w:t>6 của TAND Khu v</w:t>
+      </w:r>
+      <w:r>
+        <w:rPr>
+          <w:rFonts w:ascii="Times New Roman" w:hAnsi="Times New Roman"/>
+          <w:sz w:val="28"/>
+        </w:rPr>
+        <w:t>ự</w:t>
+      </w:r>
+      <w:r>
+        <w:rPr>
+          <w:rFonts w:ascii="Times New Roman" w:hAnsi="Times New Roman"/>
+          <w:sz w:val="28"/>
+        </w:rPr>
+        <w:t>c 4</w:t>
+      </w:r>
       <w:r>
         <w:rPr>
           <w:rFonts w:ascii="Times New Roman" w:hAnsi="Times New Roman"/>
@@ -2048,267 +774,12 @@
         </w:rPr>
         <w:t xml:space="preserve"> </w:t>
       </w:r>
-      <w:proofErr w:type="spellStart"/>
-      <w:r>
-        <w:rPr>
-          <w:rFonts w:ascii="Times New Roman" w:hAnsi="Times New Roman"/>
-          <w:sz w:val="28"/>
-        </w:rPr>
-        <w:t>quyết</w:t>
-      </w:r>
-      <w:proofErr w:type="spellEnd"/>
-      <w:r>
-        <w:rPr>
-          <w:rFonts w:ascii="Times New Roman" w:hAnsi="Times New Roman"/>
-          <w:sz w:val="28"/>
-        </w:rPr>
-        <w:t xml:space="preserve"> </w:t>
-      </w:r>
-      <w:proofErr w:type="spellStart"/>
-      <w:r>
-        <w:rPr>
-          <w:rFonts w:ascii="Times New Roman" w:hAnsi="Times New Roman"/>
-          <w:sz w:val="28"/>
-        </w:rPr>
-        <w:t>định</w:t>
-      </w:r>
-      <w:proofErr w:type="spellEnd"/>
-      <w:r>
-        <w:rPr>
-          <w:rFonts w:ascii="Times New Roman" w:hAnsi="Times New Roman"/>
-          <w:sz w:val="28"/>
-        </w:rPr>
-        <w:t xml:space="preserve"> </w:t>
-      </w:r>
-      <w:proofErr w:type="spellStart"/>
-      <w:r>
-        <w:rPr>
-          <w:rFonts w:ascii="Times New Roman" w:hAnsi="Times New Roman"/>
-          <w:sz w:val="28"/>
-        </w:rPr>
-        <w:t>mở</w:t>
-      </w:r>
-      <w:proofErr w:type="spellEnd"/>
-      <w:r>
-        <w:rPr>
-          <w:rFonts w:ascii="Times New Roman" w:hAnsi="Times New Roman"/>
-          <w:sz w:val="28"/>
-        </w:rPr>
-        <w:t xml:space="preserve"> </w:t>
-      </w:r>
-      <w:proofErr w:type="spellStart"/>
-      <w:r>
-        <w:rPr>
-          <w:rFonts w:ascii="Times New Roman" w:hAnsi="Times New Roman"/>
-          <w:sz w:val="28"/>
-        </w:rPr>
-        <w:t>phiên</w:t>
-      </w:r>
-      <w:proofErr w:type="spellEnd"/>
-      <w:r>
-        <w:rPr>
-          <w:rFonts w:ascii="Times New Roman" w:hAnsi="Times New Roman"/>
-          <w:sz w:val="28"/>
-        </w:rPr>
-        <w:t xml:space="preserve"> </w:t>
-      </w:r>
-      <w:proofErr w:type="spellStart"/>
-      <w:r>
-        <w:rPr>
-          <w:rFonts w:ascii="Times New Roman" w:hAnsi="Times New Roman"/>
-          <w:sz w:val="28"/>
-        </w:rPr>
-        <w:t>họp</w:t>
-      </w:r>
-      <w:proofErr w:type="spellEnd"/>
-      <w:r>
-        <w:rPr>
-          <w:rFonts w:ascii="Times New Roman" w:hAnsi="Times New Roman"/>
-          <w:sz w:val="28"/>
-        </w:rPr>
-        <w:t xml:space="preserve"> </w:t>
-      </w:r>
-      <w:proofErr w:type="spellStart"/>
-      <w:r>
-        <w:rPr>
-          <w:rFonts w:ascii="Times New Roman" w:hAnsi="Times New Roman"/>
-          <w:sz w:val="28"/>
-        </w:rPr>
-        <w:t>số</w:t>
-      </w:r>
-      <w:proofErr w:type="spellEnd"/>
-      <w:r>
-        <w:rPr>
-          <w:rFonts w:ascii="Times New Roman" w:hAnsi="Times New Roman"/>
-          <w:sz w:val="28"/>
-        </w:rPr>
-        <w:t>: …..</w:t>
-      </w:r>
-      <w:r>
-        <w:rPr>
-          <w:rFonts w:ascii="Times New Roman" w:hAnsi="Times New Roman"/>
-          <w:sz w:val="28"/>
-        </w:rPr>
-        <w:t xml:space="preserve">/QĐ-TA </w:t>
-      </w:r>
-      <w:proofErr w:type="spellStart"/>
-      <w:r>
-        <w:rPr>
-          <w:rFonts w:ascii="Times New Roman" w:hAnsi="Times New Roman"/>
-          <w:sz w:val="28"/>
-        </w:rPr>
-        <w:t>ngày</w:t>
-      </w:r>
-      <w:proofErr w:type="spellEnd"/>
-      <w:r>
-        <w:rPr>
-          <w:rFonts w:ascii="Times New Roman" w:hAnsi="Times New Roman"/>
-          <w:sz w:val="28"/>
-        </w:rPr>
-        <w:t xml:space="preserve"> </w:t>
-      </w:r>
-      <w:r>
-        <w:rPr>
-          <w:rFonts w:ascii="Times New Roman" w:hAnsi="Times New Roman"/>
-          <w:sz w:val="28"/>
-        </w:rPr>
-        <w:t>……</w:t>
-      </w:r>
-      <w:r>
-        <w:rPr>
-          <w:rFonts w:ascii="Times New Roman" w:hAnsi="Times New Roman"/>
-          <w:sz w:val="28"/>
-        </w:rPr>
-        <w:t xml:space="preserve"> </w:t>
-      </w:r>
-      <w:proofErr w:type="spellStart"/>
-      <w:r>
-        <w:rPr>
-          <w:rFonts w:ascii="Times New Roman" w:hAnsi="Times New Roman"/>
-          <w:sz w:val="28"/>
-        </w:rPr>
-        <w:t>tháng</w:t>
-      </w:r>
-      <w:proofErr w:type="spellEnd"/>
-      <w:r>
-        <w:rPr>
-          <w:rFonts w:ascii="Times New Roman" w:hAnsi="Times New Roman"/>
-          <w:sz w:val="28"/>
-        </w:rPr>
-        <w:t xml:space="preserve"> </w:t>
-      </w:r>
-      <w:r>
-        <w:rPr>
-          <w:rFonts w:ascii="Times New Roman" w:hAnsi="Times New Roman"/>
-          <w:sz w:val="28"/>
-        </w:rPr>
-        <w:t>01</w:t>
-      </w:r>
-      <w:r>
-        <w:rPr>
-          <w:rFonts w:ascii="Times New Roman" w:hAnsi="Times New Roman"/>
-          <w:sz w:val="28"/>
-        </w:rPr>
-        <w:t xml:space="preserve"> </w:t>
-      </w:r>
-      <w:proofErr w:type="spellStart"/>
-      <w:r>
-        <w:rPr>
-          <w:rFonts w:ascii="Times New Roman" w:hAnsi="Times New Roman"/>
-          <w:sz w:val="28"/>
-        </w:rPr>
-        <w:t>năm</w:t>
-      </w:r>
-      <w:proofErr w:type="spellEnd"/>
-      <w:r>
-        <w:rPr>
-          <w:rFonts w:ascii="Times New Roman" w:hAnsi="Times New Roman"/>
-          <w:sz w:val="28"/>
-        </w:rPr>
-        <w:t xml:space="preserve"> 202</w:t>
-      </w:r>
-      <w:r>
-        <w:rPr>
-          <w:rFonts w:ascii="Times New Roman" w:hAnsi="Times New Roman"/>
-          <w:sz w:val="28"/>
-        </w:rPr>
-        <w:t xml:space="preserve">6 </w:t>
-      </w:r>
-      <w:proofErr w:type="spellStart"/>
-      <w:r>
-        <w:rPr>
-          <w:rFonts w:ascii="Times New Roman" w:hAnsi="Times New Roman"/>
-          <w:sz w:val="28"/>
-        </w:rPr>
-        <w:t>của</w:t>
-      </w:r>
-      <w:proofErr w:type="spellEnd"/>
-      <w:r>
-        <w:rPr>
-          <w:rFonts w:ascii="Times New Roman" w:hAnsi="Times New Roman"/>
-          <w:sz w:val="28"/>
-        </w:rPr>
-        <w:t xml:space="preserve"> TAND Khu </w:t>
-      </w:r>
-      <w:proofErr w:type="spellStart"/>
-      <w:r>
-        <w:rPr>
-          <w:rFonts w:ascii="Times New Roman" w:hAnsi="Times New Roman"/>
-          <w:sz w:val="28"/>
-        </w:rPr>
-        <w:t>v</w:t>
-      </w:r>
-      <w:r>
-        <w:rPr>
-          <w:rFonts w:ascii="Times New Roman" w:hAnsi="Times New Roman"/>
-          <w:sz w:val="28"/>
-        </w:rPr>
-        <w:t>ự</w:t>
-      </w:r>
-      <w:r>
-        <w:rPr>
-          <w:rFonts w:ascii="Times New Roman" w:hAnsi="Times New Roman"/>
-          <w:sz w:val="28"/>
-        </w:rPr>
-        <w:t>c</w:t>
-      </w:r>
-      <w:proofErr w:type="spellEnd"/>
-      <w:r>
-        <w:rPr>
-          <w:rFonts w:ascii="Times New Roman" w:hAnsi="Times New Roman"/>
-          <w:sz w:val="28"/>
-        </w:rPr>
-        <w:t xml:space="preserve"> 4</w:t>
-      </w:r>
-      <w:r>
-        <w:rPr>
-          <w:rFonts w:ascii="Times New Roman" w:hAnsi="Times New Roman"/>
-          <w:sz w:val="28"/>
-        </w:rPr>
-        <w:t xml:space="preserve"> </w:t>
-      </w:r>
-      <w:r>
-        <w:rPr>
-          <w:rFonts w:ascii="Times New Roman" w:hAnsi="Times New Roman"/>
-          <w:sz w:val="28"/>
-        </w:rPr>
-        <w:t xml:space="preserve">- </w:t>
-      </w:r>
-      <w:proofErr w:type="spellStart"/>
-      <w:r>
-        <w:rPr>
-          <w:rFonts w:ascii="Times New Roman" w:hAnsi="Times New Roman"/>
-          <w:sz w:val="28"/>
-        </w:rPr>
-        <w:t>Đồng</w:t>
-      </w:r>
-      <w:proofErr w:type="spellEnd"/>
-      <w:r>
-        <w:rPr>
-          <w:rFonts w:ascii="Times New Roman" w:hAnsi="Times New Roman"/>
-          <w:sz w:val="28"/>
-        </w:rPr>
-        <w:t xml:space="preserve"> Nai.</w:t>
+      <w:r>
+        <w:rPr>
+          <w:rFonts w:ascii="Times New Roman" w:hAnsi="Times New Roman"/>
+          <w:sz w:val="28"/>
+        </w:rPr>
+        <w:t>- Đồng Nai.</w:t>
       </w:r>
     </w:p>
     <w:p>
@@ -2322,139 +793,21 @@
           <w:lang w:val="fr-FR"/>
         </w:rPr>
       </w:pPr>
-      <w:proofErr w:type="spellStart"/>
       <w:r>
         <w:rPr>
           <w:rFonts w:ascii="Times New Roman" w:hAnsi="Times New Roman"/>
           <w:sz w:val="28"/>
           <w:lang w:val="fr-FR"/>
         </w:rPr>
-        <w:t>Vì</w:t>
-      </w:r>
-      <w:proofErr w:type="spellEnd"/>
+        <w:t>Vì lý do</w:t>
+      </w:r>
       <w:r>
         <w:rPr>
           <w:rFonts w:ascii="Times New Roman" w:hAnsi="Times New Roman"/>
           <w:sz w:val="28"/>
           <w:lang w:val="fr-FR"/>
         </w:rPr>
-        <w:t xml:space="preserve"> </w:t>
-      </w:r>
-      <w:proofErr w:type="spellStart"/>
-      <w:r>
-        <w:rPr>
-          <w:rFonts w:ascii="Times New Roman" w:hAnsi="Times New Roman"/>
-          <w:sz w:val="28"/>
-          <w:lang w:val="fr-FR"/>
-        </w:rPr>
-        <w:t>lý</w:t>
-      </w:r>
-      <w:proofErr w:type="spellEnd"/>
-      <w:r>
-        <w:rPr>
-          <w:rFonts w:ascii="Times New Roman" w:hAnsi="Times New Roman"/>
-          <w:sz w:val="28"/>
-          <w:lang w:val="fr-FR"/>
-        </w:rPr>
-        <w:t xml:space="preserve"> do</w:t>
-      </w:r>
-      <w:r>
-        <w:rPr>
-          <w:rFonts w:ascii="Times New Roman" w:hAnsi="Times New Roman"/>
-          <w:sz w:val="28"/>
-          <w:lang w:val="fr-FR"/>
-        </w:rPr>
-        <w:t xml:space="preserve">: </w:t>
-      </w:r>
-      <w:proofErr w:type="spellStart"/>
-      <w:r>
-        <w:rPr>
-          <w:rFonts w:ascii="Times New Roman" w:hAnsi="Times New Roman"/>
-          <w:sz w:val="28"/>
-          <w:lang w:val="fr-FR"/>
-        </w:rPr>
-        <w:t>Bận</w:t>
-      </w:r>
-      <w:proofErr w:type="spellEnd"/>
-      <w:r>
-        <w:rPr>
-          <w:rFonts w:ascii="Times New Roman" w:hAnsi="Times New Roman"/>
-          <w:sz w:val="28"/>
-          <w:lang w:val="fr-FR"/>
-        </w:rPr>
-        <w:t xml:space="preserve"> </w:t>
-      </w:r>
-      <w:proofErr w:type="spellStart"/>
-      <w:r>
-        <w:rPr>
-          <w:rFonts w:ascii="Times New Roman" w:hAnsi="Times New Roman"/>
-          <w:sz w:val="28"/>
-          <w:lang w:val="fr-FR"/>
-        </w:rPr>
-        <w:t>công</w:t>
-      </w:r>
-      <w:proofErr w:type="spellEnd"/>
-      <w:r>
-        <w:rPr>
-          <w:rFonts w:ascii="Times New Roman" w:hAnsi="Times New Roman"/>
-          <w:sz w:val="28"/>
-          <w:lang w:val="fr-FR"/>
-        </w:rPr>
-        <w:t xml:space="preserve"> </w:t>
-      </w:r>
-      <w:proofErr w:type="spellStart"/>
-      <w:r>
-        <w:rPr>
-          <w:rFonts w:ascii="Times New Roman" w:hAnsi="Times New Roman"/>
-          <w:sz w:val="28"/>
-          <w:lang w:val="fr-FR"/>
-        </w:rPr>
-        <w:t>tác</w:t>
-      </w:r>
-      <w:proofErr w:type="spellEnd"/>
-      <w:r>
-        <w:rPr>
-          <w:rFonts w:ascii="Times New Roman" w:hAnsi="Times New Roman"/>
-          <w:sz w:val="28"/>
-          <w:lang w:val="fr-FR"/>
-        </w:rPr>
-        <w:t xml:space="preserve"> </w:t>
-      </w:r>
-      <w:proofErr w:type="spellStart"/>
-      <w:r>
-        <w:rPr>
-          <w:rFonts w:ascii="Times New Roman" w:hAnsi="Times New Roman"/>
-          <w:sz w:val="28"/>
-          <w:lang w:val="fr-FR"/>
-        </w:rPr>
-        <w:t>đột</w:t>
-      </w:r>
-      <w:proofErr w:type="spellEnd"/>
-      <w:r>
-        <w:rPr>
-          <w:rFonts w:ascii="Times New Roman" w:hAnsi="Times New Roman"/>
-          <w:sz w:val="28"/>
-          <w:lang w:val="fr-FR"/>
-        </w:rPr>
-        <w:t xml:space="preserve"> </w:t>
-      </w:r>
-      <w:proofErr w:type="spellStart"/>
-      <w:r>
-        <w:rPr>
-          <w:rFonts w:ascii="Times New Roman" w:hAnsi="Times New Roman"/>
-          <w:sz w:val="28"/>
-          <w:lang w:val="fr-FR"/>
-        </w:rPr>
-        <w:t>xuất</w:t>
-      </w:r>
-      <w:proofErr w:type="spellEnd"/>
-      <w:r>
-        <w:rPr>
-          <w:rFonts w:ascii="Times New Roman" w:hAnsi="Times New Roman"/>
-          <w:sz w:val="28"/>
-          <w:lang w:val="fr-FR"/>
-        </w:rPr>
-        <w:t>.</w:t>
+        <w:t>: Bận công tác đột xuất.</w:t>
       </w:r>
     </w:p>
     <w:p>
@@ -2468,317 +821,53 @@
           <w:lang w:val="fr-FR"/>
         </w:rPr>
       </w:pPr>
-      <w:proofErr w:type="spellStart"/>
       <w:r>
         <w:rPr>
           <w:rFonts w:ascii="Times New Roman" w:hAnsi="Times New Roman"/>
           <w:sz w:val="28"/>
           <w:lang w:val="fr-FR"/>
         </w:rPr>
-        <w:t>Kính</w:t>
-      </w:r>
-      <w:proofErr w:type="spellEnd"/>
+        <w:t xml:space="preserve">Kính mong Tòa án </w:t>
+      </w:r>
       <w:r>
         <w:rPr>
           <w:rFonts w:ascii="Times New Roman" w:hAnsi="Times New Roman"/>
           <w:sz w:val="28"/>
           <w:lang w:val="fr-FR"/>
         </w:rPr>
+        <w:t xml:space="preserve">nhân dân </w:t>
+      </w:r>
+      <w:r>
+        <w:rPr>
+          <w:rFonts w:ascii="Times New Roman" w:hAnsi="Times New Roman"/>
+          <w:sz w:val="28"/>
+          <w:lang w:val="fr-FR"/>
+        </w:rPr>
+        <w:t>Khu vực 4 – Đồng Nai</w:t>
+      </w:r>
+      <w:r>
+        <w:rPr>
+          <w:rFonts w:ascii="Times New Roman" w:hAnsi="Times New Roman"/>
+          <w:sz w:val="28"/>
+          <w:lang w:val="fr-FR"/>
+        </w:rPr>
         <w:t xml:space="preserve"> </w:t>
       </w:r>
-      <w:proofErr w:type="spellStart"/>
       <w:r>
         <w:rPr>
           <w:rFonts w:ascii="Times New Roman" w:hAnsi="Times New Roman"/>
           <w:sz w:val="28"/>
           <w:lang w:val="fr-FR"/>
         </w:rPr>
-        <w:t>mong</w:t>
-      </w:r>
-      <w:proofErr w:type="spellEnd"/>
+        <w:t>xem xét và giải quyết cho tôi.</w:t>
+      </w:r>
       <w:r>
         <w:rPr>
           <w:rFonts w:ascii="Times New Roman" w:hAnsi="Times New Roman"/>
           <w:sz w:val="28"/>
           <w:lang w:val="fr-FR"/>
         </w:rPr>
-        <w:t xml:space="preserve"> </w:t>
-      </w:r>
-      <w:proofErr w:type="spellStart"/>
-      <w:r>
-        <w:rPr>
-          <w:rFonts w:ascii="Times New Roman" w:hAnsi="Times New Roman"/>
-          <w:sz w:val="28"/>
-          <w:lang w:val="fr-FR"/>
-        </w:rPr>
-        <w:t>Tòa</w:t>
-      </w:r>
-      <w:proofErr w:type="spellEnd"/>
-      <w:r>
-        <w:rPr>
-          <w:rFonts w:ascii="Times New Roman" w:hAnsi="Times New Roman"/>
-          <w:sz w:val="28"/>
-          <w:lang w:val="fr-FR"/>
-        </w:rPr>
-        <w:t xml:space="preserve"> </w:t>
-      </w:r>
-      <w:proofErr w:type="spellStart"/>
-      <w:r>
-        <w:rPr>
-          <w:rFonts w:ascii="Times New Roman" w:hAnsi="Times New Roman"/>
-          <w:sz w:val="28"/>
-          <w:lang w:val="fr-FR"/>
-        </w:rPr>
-        <w:t>án</w:t>
-      </w:r>
-      <w:proofErr w:type="spellEnd"/>
-      <w:r>
-        <w:rPr>
-          <w:rFonts w:ascii="Times New Roman" w:hAnsi="Times New Roman"/>
-          <w:sz w:val="28"/>
-          <w:lang w:val="fr-FR"/>
-        </w:rPr>
-        <w:t xml:space="preserve"> </w:t>
-      </w:r>
-      <w:proofErr w:type="spellStart"/>
-      <w:r>
-        <w:rPr>
-          <w:rFonts w:ascii="Times New Roman" w:hAnsi="Times New Roman"/>
-          <w:sz w:val="28"/>
-          <w:lang w:val="fr-FR"/>
-        </w:rPr>
-        <w:t>nhân</w:t>
-      </w:r>
-      <w:proofErr w:type="spellEnd"/>
-      <w:r>
-        <w:rPr>
-          <w:rFonts w:ascii="Times New Roman" w:hAnsi="Times New Roman"/>
-          <w:sz w:val="28"/>
-          <w:lang w:val="fr-FR"/>
-        </w:rPr>
-        <w:t xml:space="preserve"> </w:t>
-      </w:r>
-      <w:proofErr w:type="spellStart"/>
-      <w:r>
-        <w:rPr>
-          <w:rFonts w:ascii="Times New Roman" w:hAnsi="Times New Roman"/>
-          <w:sz w:val="28"/>
-          <w:lang w:val="fr-FR"/>
-        </w:rPr>
-        <w:t>dân</w:t>
-      </w:r>
-      <w:proofErr w:type="spellEnd"/>
-      <w:r>
-        <w:rPr>
-          <w:rFonts w:ascii="Times New Roman" w:hAnsi="Times New Roman"/>
-          <w:sz w:val="28"/>
-          <w:lang w:val="fr-FR"/>
-        </w:rPr>
-        <w:t xml:space="preserve"> </w:t>
-      </w:r>
-      <w:r>
-        <w:rPr>
-          <w:rFonts w:ascii="Times New Roman" w:hAnsi="Times New Roman"/>
-          <w:sz w:val="28"/>
-          <w:lang w:val="fr-FR"/>
-        </w:rPr>
-        <w:t xml:space="preserve">Khu </w:t>
-      </w:r>
-      <w:proofErr w:type="spellStart"/>
-      <w:r>
-        <w:rPr>
-          <w:rFonts w:ascii="Times New Roman" w:hAnsi="Times New Roman"/>
-          <w:sz w:val="28"/>
-          <w:lang w:val="fr-FR"/>
-        </w:rPr>
-        <w:t>vực</w:t>
-      </w:r>
-      <w:proofErr w:type="spellEnd"/>
-      <w:r>
-        <w:rPr>
-          <w:rFonts w:ascii="Times New Roman" w:hAnsi="Times New Roman"/>
-          <w:sz w:val="28"/>
-          <w:lang w:val="fr-FR"/>
-        </w:rPr>
-        <w:t xml:space="preserve"> 4 – </w:t>
-      </w:r>
-      <w:proofErr w:type="spellStart"/>
-      <w:r>
-        <w:rPr>
-          <w:rFonts w:ascii="Times New Roman" w:hAnsi="Times New Roman"/>
-          <w:sz w:val="28"/>
-          <w:lang w:val="fr-FR"/>
-        </w:rPr>
-        <w:t>Đồng</w:t>
-      </w:r>
-      <w:proofErr w:type="spellEnd"/>
-      <w:r>
-        <w:rPr>
-          <w:rFonts w:ascii="Times New Roman" w:hAnsi="Times New Roman"/>
-          <w:sz w:val="28"/>
-          <w:lang w:val="fr-FR"/>
-        </w:rPr>
-        <w:t xml:space="preserve"> Nai</w:t>
-      </w:r>
-      <w:r>
-        <w:rPr>
-          <w:rFonts w:ascii="Times New Roman" w:hAnsi="Times New Roman"/>
-          <w:sz w:val="28"/>
-          <w:lang w:val="fr-FR"/>
-        </w:rPr>
-        <w:t xml:space="preserve"> </w:t>
-      </w:r>
-      <w:proofErr w:type="spellStart"/>
-      <w:r>
-        <w:rPr>
-          <w:rFonts w:ascii="Times New Roman" w:hAnsi="Times New Roman"/>
-          <w:sz w:val="28"/>
-          <w:lang w:val="fr-FR"/>
-        </w:rPr>
-        <w:t>xem</w:t>
-      </w:r>
-      <w:proofErr w:type="spellEnd"/>
-      <w:r>
-        <w:rPr>
-          <w:rFonts w:ascii="Times New Roman" w:hAnsi="Times New Roman"/>
-          <w:sz w:val="28"/>
-          <w:lang w:val="fr-FR"/>
-        </w:rPr>
-        <w:t xml:space="preserve"> </w:t>
-      </w:r>
-      <w:proofErr w:type="spellStart"/>
-      <w:r>
-        <w:rPr>
-          <w:rFonts w:ascii="Times New Roman" w:hAnsi="Times New Roman"/>
-          <w:sz w:val="28"/>
-          <w:lang w:val="fr-FR"/>
-        </w:rPr>
-        <w:t>xét</w:t>
-      </w:r>
-      <w:proofErr w:type="spellEnd"/>
-      <w:r>
-        <w:rPr>
-          <w:rFonts w:ascii="Times New Roman" w:hAnsi="Times New Roman"/>
-          <w:sz w:val="28"/>
-          <w:lang w:val="fr-FR"/>
-        </w:rPr>
-        <w:t xml:space="preserve"> </w:t>
-      </w:r>
-      <w:proofErr w:type="spellStart"/>
-      <w:r>
-        <w:rPr>
-          <w:rFonts w:ascii="Times New Roman" w:hAnsi="Times New Roman"/>
-          <w:sz w:val="28"/>
-          <w:lang w:val="fr-FR"/>
-        </w:rPr>
-        <w:t>và</w:t>
-      </w:r>
-      <w:proofErr w:type="spellEnd"/>
-      <w:r>
-        <w:rPr>
-          <w:rFonts w:ascii="Times New Roman" w:hAnsi="Times New Roman"/>
-          <w:sz w:val="28"/>
-          <w:lang w:val="fr-FR"/>
-        </w:rPr>
-        <w:t xml:space="preserve"> </w:t>
-      </w:r>
-      <w:proofErr w:type="spellStart"/>
-      <w:r>
-        <w:rPr>
-          <w:rFonts w:ascii="Times New Roman" w:hAnsi="Times New Roman"/>
-          <w:sz w:val="28"/>
-          <w:lang w:val="fr-FR"/>
-        </w:rPr>
-        <w:t>giải</w:t>
-      </w:r>
-      <w:proofErr w:type="spellEnd"/>
-      <w:r>
-        <w:rPr>
-          <w:rFonts w:ascii="Times New Roman" w:hAnsi="Times New Roman"/>
-          <w:sz w:val="28"/>
-          <w:lang w:val="fr-FR"/>
-        </w:rPr>
-        <w:t xml:space="preserve"> </w:t>
-      </w:r>
-      <w:proofErr w:type="spellStart"/>
-      <w:r>
-        <w:rPr>
-          <w:rFonts w:ascii="Times New Roman" w:hAnsi="Times New Roman"/>
-          <w:sz w:val="28"/>
-          <w:lang w:val="fr-FR"/>
-        </w:rPr>
-        <w:t>quyết</w:t>
-      </w:r>
-      <w:proofErr w:type="spellEnd"/>
-      <w:r>
-        <w:rPr>
-          <w:rFonts w:ascii="Times New Roman" w:hAnsi="Times New Roman"/>
-          <w:sz w:val="28"/>
-          <w:lang w:val="fr-FR"/>
-        </w:rPr>
-        <w:t xml:space="preserve"> </w:t>
-      </w:r>
-      <w:proofErr w:type="spellStart"/>
-      <w:r>
-        <w:rPr>
-          <w:rFonts w:ascii="Times New Roman" w:hAnsi="Times New Roman"/>
-          <w:sz w:val="28"/>
-          <w:lang w:val="fr-FR"/>
-        </w:rPr>
-        <w:t>cho</w:t>
-      </w:r>
-      <w:proofErr w:type="spellEnd"/>
-      <w:r>
-        <w:rPr>
-          <w:rFonts w:ascii="Times New Roman" w:hAnsi="Times New Roman"/>
-          <w:sz w:val="28"/>
-          <w:lang w:val="fr-FR"/>
-        </w:rPr>
-        <w:t xml:space="preserve"> </w:t>
-      </w:r>
-      <w:proofErr w:type="spellStart"/>
-      <w:r>
-        <w:rPr>
-          <w:rFonts w:ascii="Times New Roman" w:hAnsi="Times New Roman"/>
-          <w:sz w:val="28"/>
-          <w:lang w:val="fr-FR"/>
-        </w:rPr>
-        <w:t>tôi</w:t>
-      </w:r>
-      <w:proofErr w:type="spellEnd"/>
-      <w:r>
-        <w:rPr>
-          <w:rFonts w:ascii="Times New Roman" w:hAnsi="Times New Roman"/>
-          <w:sz w:val="28"/>
-          <w:lang w:val="fr-FR"/>
-        </w:rPr>
-        <w:t>.</w:t>
-      </w:r>
-      <w:r>
-        <w:rPr>
-          <w:rFonts w:ascii="Times New Roman" w:hAnsi="Times New Roman"/>
-          <w:sz w:val="28"/>
-          <w:lang w:val="fr-FR"/>
-        </w:rPr>
-        <w:t xml:space="preserve"> Trân </w:t>
-      </w:r>
-      <w:proofErr w:type="spellStart"/>
-      <w:r>
-        <w:rPr>
-          <w:rFonts w:ascii="Times New Roman" w:hAnsi="Times New Roman"/>
-          <w:sz w:val="28"/>
-          <w:lang w:val="fr-FR"/>
-        </w:rPr>
-        <w:t>trọng</w:t>
-      </w:r>
-      <w:proofErr w:type="spellEnd"/>
-      <w:r>
-        <w:rPr>
-          <w:rFonts w:ascii="Times New Roman" w:hAnsi="Times New Roman"/>
-          <w:sz w:val="28"/>
-          <w:lang w:val="fr-FR"/>
-        </w:rPr>
-        <w:t> !</w:t>
+        <w:t xml:space="preserve"> Trân trọng !</w:t>
       </w:r>
     </w:p>
     <w:p>
@@ -5512,11 +3601,15 @@
   </w:style>
   <w:style w:type="character" w:default="1" w:styleId="DefaultParagraphFont">
     <w:name w:val="Default Paragraph Font"/>
+    <w:uiPriority w:val="1"/>
     <w:semiHidden/>
+    <w:unhideWhenUsed/>
   </w:style>
   <w:style w:type="table" w:default="1" w:styleId="TableNormal">
     <w:name w:val="Normal Table"/>
+    <w:uiPriority w:val="99"/>
     <w:semiHidden/>
+    <w:unhideWhenUsed/>
     <w:tblPr>
       <w:tblInd w:w="0pt" w:type="dxa"/>
       <w:tblCellMar>
@@ -5529,7 +3622,9 @@
   </w:style>
   <w:style w:type="numbering" w:default="1" w:styleId="NoList">
     <w:name w:val="No List"/>
+    <w:uiPriority w:val="99"/>
     <w:semiHidden/>
+    <w:unhideWhenUsed/>
   </w:style>
   <w:style w:type="paragraph" w:styleId="BodyText">
     <w:name w:val="Body Text"/>
@@ -5589,7 +3684,7 @@
     <w:basedOn w:val="Normal"/>
     <w:pPr>
       <w:spacing w:before="6pt"/>
-      <w:ind w:end="-2.90pt" w:firstLine="36pt"/>
+      <w:ind w:end="0.90pt" w:firstLine="36pt"/>
       <w:jc w:val="both"/>
     </w:pPr>
     <w:rPr>
@@ -5617,7 +3712,7 @@
     <w:name w:val="Body Text Indent 3"/>
     <w:basedOn w:val="Normal"/>
     <w:pPr>
-      <w:ind w:end="-2.90pt" w:firstLine="18pt"/>
+      <w:ind w:end="0.90pt" w:firstLine="18pt"/>
       <w:jc w:val="both"/>
     </w:pPr>
     <w:rPr>
